--- a/基本材料/面试准备.docx
+++ b/基本材料/面试准备.docx
@@ -271,7 +271,35 @@
           <w:rFonts w:hint="default"/>
           <w:lang w:val="en-US" w:eastAsia="zh-CN"/>
         </w:rPr>
-        <w:t>Dear teachers, hello everyone! My name is Huang Ming. I come from Zigong, Sichuan Province. Currently, I am a student majoring in Software Engineering at Southwest Minzu University.</w:t>
+        <w:t>Dear teachers, hello everyone!</w:t>
+      </w:r>
+      <w:r>
+        <w:rPr>
+          <w:rFonts w:hint="eastAsia"/>
+          <w:lang w:val="en-US" w:eastAsia="zh-CN"/>
+        </w:rPr>
+        <w:t xml:space="preserve"> </w:t>
+      </w:r>
+      <w:r>
+        <w:rPr>
+          <w:rFonts w:hint="default"/>
+          <w:lang w:val="en-US" w:eastAsia="zh-CN"/>
+        </w:rPr>
+        <w:t>It's a great honor to attend today's interview</w:t>
+      </w:r>
+      <w:r>
+        <w:rPr>
+          <w:rFonts w:hint="eastAsia"/>
+          <w:lang w:val="en-US" w:eastAsia="zh-CN"/>
+        </w:rPr>
+        <w:t>.</w:t>
+      </w:r>
+      <w:r>
+        <w:rPr>
+          <w:rFonts w:hint="default"/>
+          <w:lang w:val="en-US" w:eastAsia="zh-CN"/>
+        </w:rPr>
+        <w:t xml:space="preserve"> My name is Huang Ming. I come from Zigong, Sichuan Province. Currently, I am a student majoring in Software Engineering at Southwest Minzu University.</w:t>
       </w:r>
     </w:p>
     <w:p>
@@ -703,7 +731,7 @@
           <w:rFonts w:hint="eastAsia"/>
           <w:lang w:val="en-US" w:eastAsia="zh-CN"/>
         </w:rPr>
-        <w:t>，使用生成器和判别器对抗训练</w:t>
+        <w:t>，使用生成器和判别器对抗训练，通过对六万多张动漫头像训练</w:t>
       </w:r>
       <w:r>
         <w:rPr>
@@ -730,8 +758,10 @@
           <w:rFonts w:hint="default"/>
           <w:lang w:val="en-US" w:eastAsia="zh-CN"/>
         </w:rPr>
-        <w:t>My project is image generation based on GAN: I used the DCGAN structure and conducted adversarial training with the generator and discriminator, ultimately generating high-quality images.</w:t>
-      </w:r>
+        <w:t>My project is image generation based on GAN: I used the DCGAN structure, conducted adversarial training with the generator and discriminator, and trained on over 60,000 anime avatars. Eventually, I generated high-quality images.</w:t>
+      </w:r>
+      <w:bookmarkStart w:id="0" w:name="_GoBack"/>
+      <w:bookmarkEnd w:id="0"/>
     </w:p>
     <w:p>
       <w:pPr>
@@ -1220,8 +1250,6 @@
         </w:rPr>
         <w:t>Teacher, I'm sorry, I didn't catch that clearly</w:t>
       </w:r>
-      <w:bookmarkStart w:id="0" w:name="_GoBack"/>
-      <w:bookmarkEnd w:id="0"/>
     </w:p>
     <w:sectPr>
       <w:pgSz w:w="11906" w:h="16838"/>
